--- a/paper/Highlights.docx
+++ b/paper/Highlights.docx
@@ -15,7 +15,7 @@
         <w:pStyle w:val="ListBullet"/>
       </w:pPr>
       <w:r>
-        <w:t>Synthetic conversational queries mutate eligibility conditions in insurance RAG.</w:t>
+        <w:t>Unverified LLM queries retrieve clauses yet drop conditions and invert RAG rankings.</w:t>
       </w:r>
     </w:p>
     <w:p>
@@ -23,7 +23,7 @@
         <w:pStyle w:val="ListBullet"/>
       </w:pPr>
       <w:r>
-        <w:t>Zero-call reachability verification slashes RAG evaluation MAE from 0.66 to 0.09.</w:t>
+        <w:t>Zero-call symbolic reachability re-certifies labels and cuts RAG MAE by over 76%.</w:t>
       </w:r>
     </w:p>
     <w:p>
@@ -31,7 +31,7 @@
         <w:pStyle w:val="ListBullet"/>
       </w:pPr>
       <w:r>
-        <w:t>System selection ranking inversions flip to positive concordance without LLM calls.</w:t>
+        <w:t>Targeted slot-guard repair reaches 98.86% symbolic usability across 176 model pairs.</w:t>
       </w:r>
     </w:p>
     <w:p>
@@ -39,7 +39,7 @@
         <w:pStyle w:val="ListBullet"/>
       </w:pPr>
       <w:r>
-        <w:t>Closed-loop slot-guard repair achieves 98.86% deterministic symbolic validity.</w:t>
+        <w:t>Validated across 36 official policies from 10 insurers and 1,000 InsQABench clauses.</w:t>
       </w:r>
     </w:p>
     <w:p>
@@ -47,7 +47,7 @@
         <w:pStyle w:val="ListBullet"/>
       </w:pPr>
       <w:r>
-        <w:t>Demonstrated across 26 real insurance contracts and 9 end-to-end cloud RAG systems.</w:t>
+        <w:t>Symbolic waiting-period compiler achieves 100% extraction across 27 policy contracts.</w:t>
       </w:r>
     </w:p>
     <w:sectPr>
